--- a/evaluation/qualtrics/01_HCPs_PRE/separate_HCPs/1_case_per_HCP/HCP_06/main.docx
+++ b/evaluation/qualtrics/01_HCPs_PRE/separate_HCPs/1_case_per_HCP/HCP_06/main.docx
@@ -749,7 +749,7 @@
               <w:rPr>
                 <w:sz w:val="19"/>
               </w:rPr>
-              <w:t>Na 21 dagen EMA-monitoring construeert PHOENIX een bipartiet netwerk: een graaf met twee kolommensets en gewogen verbindingen daartussen.</w:t>
+              <w:t>Na voldoende EMA-monitoring construeert PHOENIX een bipartiet netwerk: een graaf met twee kolommensets en gewogen verbindingen daartussen.</w:t>
             </w:r>
           </w:p>
           <w:p>
@@ -826,7 +826,7 @@
       <w:tr>
         <w:tc>
           <w:tcPr>
-            <w:tcW w:type="dxa" w:w="2436"/>
+            <w:tcW w:type="dxa" w:w="737"/>
           </w:tcPr>
           <w:p>
             <w:r>
@@ -840,7 +840,7 @@
         </w:tc>
         <w:tc>
           <w:tcPr>
-            <w:tcW w:type="dxa" w:w="2436"/>
+            <w:tcW w:type="dxa" w:w="2268"/>
           </w:tcPr>
           <w:p>
             <w:r>
@@ -854,7 +854,7 @@
         </w:tc>
         <w:tc>
           <w:tcPr>
-            <w:tcW w:type="dxa" w:w="2436"/>
+            <w:tcW w:type="dxa" w:w="4932"/>
           </w:tcPr>
           <w:p>
             <w:r>
@@ -868,7 +868,7 @@
         </w:tc>
         <w:tc>
           <w:tcPr>
-            <w:tcW w:type="dxa" w:w="2436"/>
+            <w:tcW w:type="dxa" w:w="1134"/>
           </w:tcPr>
           <w:p>
             <w:r>
@@ -884,7 +884,7 @@
       <w:tr>
         <w:tc>
           <w:tcPr>
-            <w:tcW w:type="dxa" w:w="2436"/>
+            <w:tcW w:type="dxa" w:w="737"/>
           </w:tcPr>
           <w:p>
             <w:r>
@@ -897,7 +897,7 @@
         </w:tc>
         <w:tc>
           <w:tcPr>
-            <w:tcW w:type="dxa" w:w="2436"/>
+            <w:tcW w:type="dxa" w:w="2268"/>
           </w:tcPr>
           <w:p>
             <w:r>
@@ -910,7 +910,7 @@
         </w:tc>
         <w:tc>
           <w:tcPr>
-            <w:tcW w:type="dxa" w:w="2436"/>
+            <w:tcW w:type="dxa" w:w="4932"/>
           </w:tcPr>
           <w:p>
             <w:r>
@@ -923,7 +923,7 @@
         </w:tc>
         <w:tc>
           <w:tcPr>
-            <w:tcW w:type="dxa" w:w="2436"/>
+            <w:tcW w:type="dxa" w:w="1134"/>
           </w:tcPr>
           <w:p>
             <w:r>
@@ -938,7 +938,7 @@
       <w:tr>
         <w:tc>
           <w:tcPr>
-            <w:tcW w:type="dxa" w:w="2436"/>
+            <w:tcW w:type="dxa" w:w="737"/>
           </w:tcPr>
           <w:p>
             <w:r>
@@ -951,7 +951,7 @@
         </w:tc>
         <w:tc>
           <w:tcPr>
-            <w:tcW w:type="dxa" w:w="2436"/>
+            <w:tcW w:type="dxa" w:w="2268"/>
           </w:tcPr>
           <w:p>
             <w:r>
@@ -964,7 +964,7 @@
         </w:tc>
         <w:tc>
           <w:tcPr>
-            <w:tcW w:type="dxa" w:w="2436"/>
+            <w:tcW w:type="dxa" w:w="4932"/>
           </w:tcPr>
           <w:p>
             <w:r>
@@ -977,7 +977,7 @@
         </w:tc>
         <w:tc>
           <w:tcPr>
-            <w:tcW w:type="dxa" w:w="2436"/>
+            <w:tcW w:type="dxa" w:w="1134"/>
           </w:tcPr>
           <w:p>
             <w:r>
@@ -992,7 +992,7 @@
       <w:tr>
         <w:tc>
           <w:tcPr>
-            <w:tcW w:type="dxa" w:w="2436"/>
+            <w:tcW w:type="dxa" w:w="737"/>
           </w:tcPr>
           <w:p>
             <w:r>
@@ -1005,7 +1005,7 @@
         </w:tc>
         <w:tc>
           <w:tcPr>
-            <w:tcW w:type="dxa" w:w="2436"/>
+            <w:tcW w:type="dxa" w:w="2268"/>
           </w:tcPr>
           <w:p>
             <w:r>
@@ -1018,7 +1018,7 @@
         </w:tc>
         <w:tc>
           <w:tcPr>
-            <w:tcW w:type="dxa" w:w="2436"/>
+            <w:tcW w:type="dxa" w:w="4932"/>
           </w:tcPr>
           <w:p>
             <w:r>
@@ -1031,7 +1031,7 @@
         </w:tc>
         <w:tc>
           <w:tcPr>
-            <w:tcW w:type="dxa" w:w="2436"/>
+            <w:tcW w:type="dxa" w:w="1134"/>
           </w:tcPr>
           <w:p>
             <w:r>
@@ -1046,7 +1046,7 @@
       <w:tr>
         <w:tc>
           <w:tcPr>
-            <w:tcW w:type="dxa" w:w="2436"/>
+            <w:tcW w:type="dxa" w:w="737"/>
           </w:tcPr>
           <w:p>
             <w:r>
@@ -1059,7 +1059,7 @@
         </w:tc>
         <w:tc>
           <w:tcPr>
-            <w:tcW w:type="dxa" w:w="2436"/>
+            <w:tcW w:type="dxa" w:w="2268"/>
           </w:tcPr>
           <w:p>
             <w:r>
@@ -1072,7 +1072,7 @@
         </w:tc>
         <w:tc>
           <w:tcPr>
-            <w:tcW w:type="dxa" w:w="2436"/>
+            <w:tcW w:type="dxa" w:w="4932"/>
           </w:tcPr>
           <w:p>
             <w:r>
@@ -1085,7 +1085,7 @@
         </w:tc>
         <w:tc>
           <w:tcPr>
-            <w:tcW w:type="dxa" w:w="2436"/>
+            <w:tcW w:type="dxa" w:w="1134"/>
           </w:tcPr>
           <w:p>
             <w:r>
@@ -1100,7 +1100,7 @@
       <w:tr>
         <w:tc>
           <w:tcPr>
-            <w:tcW w:type="dxa" w:w="2436"/>
+            <w:tcW w:type="dxa" w:w="737"/>
           </w:tcPr>
           <w:p>
             <w:r>
@@ -1113,7 +1113,7 @@
         </w:tc>
         <w:tc>
           <w:tcPr>
-            <w:tcW w:type="dxa" w:w="2436"/>
+            <w:tcW w:type="dxa" w:w="2268"/>
           </w:tcPr>
           <w:p>
             <w:r>
@@ -1126,7 +1126,7 @@
         </w:tc>
         <w:tc>
           <w:tcPr>
-            <w:tcW w:type="dxa" w:w="2436"/>
+            <w:tcW w:type="dxa" w:w="4932"/>
           </w:tcPr>
           <w:p>
             <w:r>
@@ -1139,7 +1139,7 @@
         </w:tc>
         <w:tc>
           <w:tcPr>
-            <w:tcW w:type="dxa" w:w="2436"/>
+            <w:tcW w:type="dxa" w:w="1134"/>
           </w:tcPr>
           <w:p>
             <w:r>
@@ -1154,7 +1154,7 @@
       <w:tr>
         <w:tc>
           <w:tcPr>
-            <w:tcW w:type="dxa" w:w="2436"/>
+            <w:tcW w:type="dxa" w:w="737"/>
           </w:tcPr>
           <w:p>
             <w:r>
@@ -1167,7 +1167,7 @@
         </w:tc>
         <w:tc>
           <w:tcPr>
-            <w:tcW w:type="dxa" w:w="2436"/>
+            <w:tcW w:type="dxa" w:w="2268"/>
           </w:tcPr>
           <w:p>
             <w:r>
@@ -1180,7 +1180,7 @@
         </w:tc>
         <w:tc>
           <w:tcPr>
-            <w:tcW w:type="dxa" w:w="2436"/>
+            <w:tcW w:type="dxa" w:w="4932"/>
           </w:tcPr>
           <w:p>
             <w:r>
@@ -1193,7 +1193,7 @@
         </w:tc>
         <w:tc>
           <w:tcPr>
-            <w:tcW w:type="dxa" w:w="2436"/>
+            <w:tcW w:type="dxa" w:w="1134"/>
           </w:tcPr>
           <w:p>
             <w:r>
@@ -1208,7 +1208,7 @@
       <w:tr>
         <w:tc>
           <w:tcPr>
-            <w:tcW w:type="dxa" w:w="2436"/>
+            <w:tcW w:type="dxa" w:w="737"/>
           </w:tcPr>
           <w:p>
             <w:r>
@@ -1221,7 +1221,7 @@
         </w:tc>
         <w:tc>
           <w:tcPr>
-            <w:tcW w:type="dxa" w:w="2436"/>
+            <w:tcW w:type="dxa" w:w="2268"/>
           </w:tcPr>
           <w:p>
             <w:r>
@@ -1235,7 +1235,7 @@
         </w:tc>
         <w:tc>
           <w:tcPr>
-            <w:tcW w:type="dxa" w:w="2436"/>
+            <w:tcW w:type="dxa" w:w="4932"/>
           </w:tcPr>
           <w:p>
             <w:r>
@@ -1248,7 +1248,7 @@
         </w:tc>
         <w:tc>
           <w:tcPr>
-            <w:tcW w:type="dxa" w:w="2436"/>
+            <w:tcW w:type="dxa" w:w="1134"/>
           </w:tcPr>
           <w:p>
             <w:r>
@@ -1513,7 +1513,7 @@
                 <w:color w:val="6D28D9"/>
                 <w:sz w:val="20"/>
               </w:rPr>
-              <w:t>Uitgewerkt voorbeeld – Deel 1 – Nadia (38-jarige verpleegkundige)  |  Hoe formuleert u een correct symptoomlabel?</w:t>
+              <w:t>Voorbeeld — Deel 1: Operationalisering  |  Hoe formuleert u een correct symptoomlabel?</w:t>
             </w:r>
           </w:p>
           <w:p>
@@ -1990,7 +1990,7 @@
                 <w:color w:val="6D28D9"/>
                 <w:sz w:val="20"/>
               </w:rPr>
-              <w:t>Uitgewerkt voorbeeld – Deel 2 – Nadia (38-jarige verpleegkundige)  |  Hoe genereert u behandelingsoptielabels?</w:t>
+              <w:t>Voorbeeld — Deel 2: Initieel observatiemodel  |  Hoe genereert u behandelingsoptielabels?</w:t>
             </w:r>
           </w:p>
           <w:p>
@@ -2537,7 +2537,7 @@
                 <w:color w:val="6D28D9"/>
                 <w:sz w:val="20"/>
               </w:rPr>
-              <w:t>Uitgewerkt voorbeeld – Deel 3 – Nadia (38-jarige verpleegkundige)  |  Hoe leest u het netwerk en rangschikt u de behandelingsopties?</w:t>
+              <w:t>Voorbeeld — Deel 3: Behandeldoelprioritering  |  Hoe leest u het netwerk en rangschikt u de behandelingsopties?</w:t>
             </w:r>
           </w:p>
           <w:p>
@@ -3268,7 +3268,7 @@
                 <w:color w:val="6D28D9"/>
                 <w:sz w:val="20"/>
               </w:rPr>
-              <w:t>Uitgewerkt voorbeeld – Deel 4 – Nadia (38-jarige verpleegkundige)  |  Hoe selecteert u de meest passende EMA-items per behandeldoel?</w:t>
+              <w:t>Voorbeeld — Deel 4: Verfijnd observatiemodel  |  Hoe selecteert u de meest passende EMA-items per behandeldoel?</w:t>
             </w:r>
           </w:p>
           <w:p>
@@ -4411,7 +4411,7 @@
                 <w:color w:val="6D28D9"/>
                 <w:sz w:val="20"/>
               </w:rPr>
-              <w:t>Uitgewerkt voorbeeld – Deel 5 – Nadia (38-jarige verpleegkundige)  |  Hoe formuleert u een effectieve coachingsboodschap?</w:t>
+              <w:t>Voorbeeld — Deel 5: Mobiele coaching  |  Hoe formuleert u een effectieve coachingsboodschap?</w:t>
             </w:r>
           </w:p>
           <w:p>

--- a/evaluation/qualtrics/01_HCPs_PRE/separate_HCPs/1_case_per_HCP/HCP_06/main.docx
+++ b/evaluation/qualtrics/01_HCPs_PRE/separate_HCPs/1_case_per_HCP/HCP_06/main.docx
@@ -738,7 +738,7 @@
                 <w:color w:val="475569"/>
                 <w:sz w:val="20"/>
               </w:rPr>
-              <w:t>Het bipartiet netwerk: structuur van het observatiemodel</w:t>
+              <w:t>Het tweedelig netwerk: structuur van het observatiemodel</w:t>
             </w:r>
           </w:p>
           <w:p>
@@ -749,7 +749,7 @@
               <w:rPr>
                 <w:sz w:val="19"/>
               </w:rPr>
-              <w:t>Na voldoende EMA-monitoring construeert PHOENIX een bipartiet netwerk: een graaf met twee kolommensets en gewogen verbindingen daartussen.</w:t>
+              <w:t>Na voldoende EMA-monitoring construeert PHOENIX een tweedelig netwerk: een graaf met twee kolommensets en gewogen verbindingen daartussen.</w:t>
             </w:r>
           </w:p>
           <w:p>
@@ -1851,7 +1851,7 @@
         <w:rPr>
           <w:color w:val="1E3A5F"/>
         </w:rPr>
-        <w:t>3  Deel 2: Initieel observatiemodel (bipartiet netwerk)</w:t>
+        <w:t>3  Deel 2: Initieel observatiemodel (tweedelig netwerk)</w:t>
       </w:r>
     </w:p>
     <w:tbl>
@@ -2386,7 +2386,7 @@
         <w:rPr>
           <w:color w:val="1E3A5F"/>
         </w:rPr>
-        <w:t>4  Deel 3: Behandeldoelprioritering via het bipartiet netwerk</w:t>
+        <w:t>4  Deel 3: Behandeldoelprioritering via het tweedelig netwerk</w:t>
       </w:r>
     </w:p>
     <w:tbl>
@@ -2449,7 +2449,7 @@
               <w:rPr>
                 <w:sz w:val="19"/>
               </w:rPr>
-              <w:t>Bipartiet netwerk lezen:</w:t>
+              <w:t>Tweedelig netwerk lezen:</w:t>
             </w:r>
           </w:p>
           <w:p>
@@ -2560,7 +2560,7 @@
               <w:rPr>
                 <w:sz w:val="19"/>
               </w:rPr>
-              <w:t>Bipartiet netwerk (voorbeeld – blauw = positief, rood = negatief):</w:t>
+              <w:t>Tweedelig netwerk (voorbeeld – blauw = positief, rood = negatief):</w:t>
             </w:r>
           </w:p>
           <w:p>
@@ -2767,7 +2767,7 @@
                 <w:color w:val="475569"/>
                 <w:sz w:val="20"/>
               </w:rPr>
-              <w:t>Bipartiet netwerk</w:t>
+              <w:t>Tweedelig netwerk</w:t>
             </w:r>
           </w:p>
           <w:p>
@@ -2778,7 +2778,7 @@
               <w:rPr>
                 <w:sz w:val="19"/>
               </w:rPr>
-              <w:t>Bipartiet netwerk (blauw = positief verband; rood = negatief verband):</w:t>
+              <w:t>Tweedelig netwerk (blauw = positief verband; rood = negatief verband):</w:t>
             </w:r>
           </w:p>
           <w:p>
@@ -3456,88 +3456,43 @@
                 <w:color w:val="047857"/>
                 <w:sz w:val="20"/>
               </w:rPr>
-              <w:t>Gestandaardiseerde behandeldoelen (abstract)</w:t>
+              <w:t>Gestandaardiseerde behandeldoelen (abstract) voor Deel 4:</w:t>
             </w:r>
           </w:p>
           <w:p>
             <w:pPr>
-              <w:spacing w:before="0" w:after="20"/>
+              <w:spacing w:before="20" w:after="20"/>
             </w:pPr>
             <w:r>
               <w:rPr>
-                <w:sz w:val="19"/>
-              </w:rPr>
-              <w:t>1.24</w:t>
+                <w:b/>
+                <w:sz w:val="20"/>
+              </w:rPr>
+              <w:t xml:space="preserve">1.  Professionele exposureoefening</w:t>
             </w:r>
           </w:p>
           <w:p>
             <w:pPr>
-              <w:spacing w:before="0" w:after="20"/>
+              <w:spacing w:before="20" w:after="20"/>
             </w:pPr>
             <w:r>
               <w:rPr>
-                <w:sz w:val="19"/>
-              </w:rPr>
-              <w:t>tabular[t]@&gt;p0.27&gt;p0.67@</w:t>
+                <w:b/>
+                <w:sz w:val="20"/>
+              </w:rPr>
+              <w:t xml:space="preserve">2.  Ruminatiebeheersing</w:t>
             </w:r>
           </w:p>
           <w:p>
             <w:pPr>
-              <w:spacing w:before="0" w:after="20"/>
+              <w:spacing w:before="20" w:after="20"/>
             </w:pPr>
             <w:r>
               <w:rPr>
-                <w:sz w:val="19"/>
-              </w:rPr>
-              <w:t xml:space="preserve">Primair probleem &amp; Prestatieangst en post-event ruminatie leiden tot toenemende professionele vermijding en loopbaanschade. </w:t>
-            </w:r>
-          </w:p>
-          <w:p/>
-          <w:p>
-            <w:pPr>
-              <w:spacing w:before="0" w:after="20"/>
-            </w:pPr>
-            <w:r>
-              <w:rPr>
-                <w:sz w:val="19"/>
-              </w:rPr>
-              <w:t xml:space="preserve">Behandeldoel &amp; Professionele exposure: bewust deelnemen aan beoordelbare werksituaties zonder terugtrekking of overmatige voorbereiding. </w:t>
-            </w:r>
-          </w:p>
-          <w:p/>
-          <w:p>
-            <w:pPr>
-              <w:spacing w:before="0" w:after="20"/>
-            </w:pPr>
-            <w:r>
-              <w:rPr>
-                <w:sz w:val="19"/>
-              </w:rPr>
-              <w:t xml:space="preserve">Voornaamste barriere &amp; Negatieve uitkomstverwachting en zelfevaluatie: de persoon verwacht definitieve afwijzing of beoordeling als incompetent bij elk zichtbaar moment. </w:t>
-            </w:r>
-          </w:p>
-          <w:p/>
-          <w:p>
-            <w:pPr>
-              <w:spacing w:before="0" w:after="20"/>
-            </w:pPr>
-            <w:r>
-              <w:rPr>
-                <w:sz w:val="19"/>
-              </w:rPr>
-              <w:t xml:space="preserve">Copingstrategie &amp; Gedragsexperiment met vooraf geformuleerde toetsingshypothese en een vaste tijdslimiet voor post-event evaluatie (max. 10 minuten). </w:t>
-            </w:r>
-          </w:p>
-          <w:p/>
-          <w:p>
-            <w:pPr>
-              <w:spacing w:before="0" w:after="20"/>
-            </w:pPr>
-            <w:r>
-              <w:rPr>
-                <w:sz w:val="19"/>
-              </w:rPr>
-              <w:t>tabular</w:t>
+                <w:b/>
+                <w:sz w:val="20"/>
+              </w:rPr>
+              <w:t xml:space="preserve">3.  Vermijdingsbewustwording</w:t>
             </w:r>
           </w:p>
         </w:tc>
@@ -3556,7 +3511,7 @@
           <w:color w:val="000000"/>
           <w:sz w:val="20"/>
         </w:rPr>
-        <w:t>Opdracht: selecteer exact 6 EMA-items (2 per behandeldoel). Omcirkel of markeer de vakjes (☐) in dit Word-document, of typ een X bij de geselecteerde items.</w:t>
+        <w:t>Uw antwoord – Deel 4: selecteer exact 6 EMA-items (2 per behandeldoel). Omcirkel of markeer de vakjes (☐) in dit Word-document, of typ een X bij de geselecteerde items.</w:t>
       </w:r>
     </w:p>
     <w:p/>
@@ -3623,7 +3578,7 @@
               <w:rPr>
                 <w:sz w:val="18"/>
               </w:rPr>
-              <w:t>Slaaptijd gisteravond (uren)</w:t>
+              <w:t>Waterinname vandaag (glazen)</w:t>
             </w:r>
           </w:p>
         </w:tc>
@@ -3679,7 +3634,7 @@
               <w:rPr>
                 <w:sz w:val="18"/>
               </w:rPr>
-              <w:t>Lichaamsbeweging vandaag (min)</w:t>
+              <w:t>Medicatie op voorgeschreven tijdstip ingenomen (ja/nee)</w:t>
             </w:r>
           </w:p>
         </w:tc>
@@ -3707,7 +3662,7 @@
               <w:rPr>
                 <w:sz w:val="18"/>
               </w:rPr>
-              <w:t>Alcoholinname vanavond (eenheden)</w:t>
+              <w:t>Alcoholconsumptie vanavond (eenheden)</w:t>
             </w:r>
           </w:p>
         </w:tc>
@@ -3763,7 +3718,7 @@
               <w:rPr>
                 <w:sz w:val="18"/>
               </w:rPr>
-              <w:t>Maaltijd op vaste tijden genuttigd (ja/nee)</w:t>
+              <w:t>Gebalanceerde maaltijden op vaste tijden genuttigd vandaag (ja/nee)</w:t>
             </w:r>
           </w:p>
         </w:tc>
@@ -3819,7 +3774,7 @@
               <w:rPr>
                 <w:sz w:val="18"/>
               </w:rPr>
-              <w:t>Waterinname vandaag (glazen)</w:t>
+              <w:t>Omega-3- of vitamine-D-supplement ingenomen (ja/nee)</w:t>
             </w:r>
           </w:p>
         </w:tc>
@@ -3847,7 +3802,7 @@
               <w:rPr>
                 <w:sz w:val="18"/>
               </w:rPr>
-              <w:t>Stappentelling overdag (stappen)</w:t>
+              <w:t>Sigaretten of tabak gerookt vandaag (aantal)</w:t>
             </w:r>
           </w:p>
         </w:tc>
@@ -3903,7 +3858,7 @@
               <w:rPr>
                 <w:sz w:val="18"/>
               </w:rPr>
-              <w:t>Sociaal contact op eigen initiatief buiten werk gezocht (ja/nee)</w:t>
+              <w:t>Vast slaap- en waktijdstip aangehouden vandaag (ja/nee)</w:t>
             </w:r>
           </w:p>
         </w:tc>
@@ -3931,7 +3886,7 @@
               <w:rPr>
                 <w:sz w:val="18"/>
               </w:rPr>
-              <w:t>Schermtijd voor slapengaan (min)</w:t>
+              <w:t>Lichaamsbeweging vandaag (min)</w:t>
             </w:r>
           </w:p>
         </w:tc>
@@ -3987,7 +3942,7 @@
               <w:rPr>
                 <w:sz w:val="18"/>
               </w:rPr>
-              <w:t>Cafeine-inname vandaag (aantal dranken)</w:t>
+              <w:t>Cafeine-inname na 15.00 uur beperkt (ja/nee)</w:t>
             </w:r>
           </w:p>
         </w:tc>
@@ -4015,7 +3970,7 @@
               <w:rPr>
                 <w:sz w:val="18"/>
               </w:rPr>
-              <w:t>Bewuste ontspanningsoefening of ademhaling uitgevoerd (min)</w:t>
+              <w:t>Gesprek met vertrouwenspersoon of steunfiguur gevoerd vandaag (ja/nee)</w:t>
             </w:r>
           </w:p>
         </w:tc>
@@ -4071,7 +4026,7 @@
               <w:rPr>
                 <w:sz w:val="18"/>
               </w:rPr>
-              <w:t>Werkuren vandaag (uren)</w:t>
+              <w:t>Financiele zorgen of administratieve taken aangepakt vandaag (ja/nee)</w:t>
             </w:r>
           </w:p>
         </w:tc>
@@ -4099,7 +4054,7 @@
               <w:rPr>
                 <w:sz w:val="18"/>
               </w:rPr>
-              <w:t>Geruststellingsvraag aan collega of leidinggevende gesteld (aantal)</w:t>
+              <w:t>Professioneel consult of therapeutische sessie bijgewoond vandaag (ja/nee)</w:t>
             </w:r>
           </w:p>
         </w:tc>
@@ -4127,7 +4082,7 @@
               <w:rPr>
                 <w:sz w:val="18"/>
               </w:rPr>
-              <w:t>Voorbereidingstijd voor vergadering of presentatie vandaag (min)</w:t>
+              <w:t>Pijnklachten of lichamelijke ongemakken bijgehouden in een dagboek (ja/nee)</w:t>
             </w:r>
           </w:p>
         </w:tc>
@@ -4155,7 +4110,7 @@
               <w:rPr>
                 <w:sz w:val="18"/>
               </w:rPr>
-              <w:t>Middagpauze bewust weggestapt van werkplek (ja/nee)</w:t>
+              <w:t>Bewust dankbaarheidsoefening of positieve reflectie uitgevoerd vandaag (ja/nee)</w:t>
             </w:r>
           </w:p>
         </w:tc>
@@ -4530,7 +4485,7 @@
                 <w:color w:val="6D28D9"/>
                 <w:sz w:val="20"/>
               </w:rPr>
-              <w:t>Uw coachingsboodschap</w:t>
+              <w:t>Uw antwoord – Deel 5: coachingsboodschap</w:t>
             </w:r>
           </w:p>
           <w:p>
@@ -4597,6 +4552,188 @@
       </w:tr>
     </w:tbl>
     <w:p/>
+    <w:p>
+      <w:r>
+        <w:br w:type="page"/>
+      </w:r>
+    </w:p>
+    <w:p>
+      <w:pPr>
+        <w:pStyle w:val="Heading1"/>
+      </w:pPr>
+      <w:r>
+        <w:t>7  Deel 6: Reflectie op digitale benaderingslogica</w:t>
+      </w:r>
+    </w:p>
+    <w:tbl>
+      <w:tblPr>
+        <w:tblW w:w="9026" w:type="dxa"/>
+      </w:tblPr>
+      <w:tr>
+        <w:tc>
+          <w:p>
+            <w:r>
+              <w:rPr>
+                <w:b/>
+              </w:rPr>
+              <w:t>Instructies Deel 6 – Drie reflectievragen (a, b, c)</w:t>
+            </w:r>
+          </w:p>
+          <w:p>
+            <w:r>
+              <w:t xml:space="preserve">Context – de PHOENIX-benaderingslogica:
+PHOENIX verwerkt een vrije klachttekst via vijf opeenvolgende stappen: (1) identificatie van klacht- en toestandsdimensies als meetbare symptomen, (2) generatie van modificeerbare gedragsvariabelen (behandelingsopties), (3) prioritering op basis van een tweedelig netwerk dat op dagelijkse EMA-data wordt gefit, (4) selectie van concrete EMA-meetitems per behandeldoel, en (5) formulering van een gepersonaliseerde dagelijkse coachingsboodschap.
+De kern van deze aanpak is symptoomgedreven netwerk-analyse: klachten worden niet als uitingen van een vaste stoornis beschouwd, maar als dynamische knooppunten in een netwerk van onderling samenhangende toestandsdimensies. Behandelprioriteiten worden niet klinisch verondersteld, maar empirisch bepaald op basis van de gemeten verbanden tussen dagelijks gedrag (behandelingsopties) en klachtniveaus (symptomen) over de tijd.
+Hypothetische situatie:
+Stelt u zich voor dat u als zorgprofessional een vrije klachttekst ontvangt van een persoon met psychische klachten. U beschikt uitsluitend over twee middelen:
+• een mobiele applicatie waarmee de persoon elke dag een korte set vragen beantwoordt (bijv. ja/nee, 0–10 schaal, aantal, minuten) – een EMA-design met dagelijkse datacollectie,
+• een dagelijks digitaal bericht dat u – of een geautomatiseerd systeem – naar de persoon stuurt (zoals u in Deel 5 formuleerde).
+U heeft geen directe consulten, telefoongesprekken of andere contactvormen ter beschikking. Alleen dagelijkse datacollectie via de app en een dagelijkse geschreven boodschap.
+Reflectievraag:
+Hoe zou u, als zorgprofessional, te werk gaan in deze situatie? Beschrijf zo concreet mogelijk uw benaderingslogica:
+a. Welke informatie zou u via de dagelijkse EMA-vragen willen verzamelen, en hoe zou u die selectie bepalen op basis van de vrije klachttekst?
+b. Hoe zou u de dagelijkse boodschappen inhoudelijk afstemmen op wat u via de EMA-data geleidelijk leert over de toestand en het gedrag van de persoon?
+c. Zou u uw digitale aanpak systematisch bijsturen naarmate meer data beschikbaar wordt? Zo ja – op basis van welke criteria en via welk redeneerproces?
+Er is geen enkel correct antwoord. Dit deel dient uitsluitend om uw klinische benaderingslogica in kaart te brengen, zodat die naast die van PHOENIX kan worden geplaatst. Neem voldoende ruimte om uw redenering volledig en concreet te beschrijven.</w:t>
+            </w:r>
+          </w:p>
+        </w:tc>
+      </w:tr>
+    </w:tbl>
+    <w:tbl>
+      <w:tblPr>
+        <w:tblW w:w="9026" w:type="dxa"/>
+      </w:tblPr>
+      <w:tr>
+        <w:tc>
+          <w:tcPr>
+            <w:tcW w:w="9026" w:type="dxa"/>
+            <w:shd w:val="clear" w:color="auto" w:fill="FFFBEB"/>
+          </w:tcPr>
+          <w:p>
+            <w:r>
+              <w:rPr>
+                <w:b/>
+                <w:color w:val="B45309"/>
+                <w:sz w:val="20"/>
+              </w:rPr>
+              <w:t>Reflectievraag a</w:t>
+            </w:r>
+          </w:p>
+          <w:p>
+            <w:r>
+              <w:rPr>
+                <w:sz w:val="20"/>
+              </w:rPr>
+              <w:t xml:space="preserve">Welke informatie zou u via de dagelijkse EMA-vragen willen verzamelen voor deze specifieke casus, en op welke theoretische of klinische gronden?</w:t>
+            </w:r>
+          </w:p>
+          <w:p>
+            <w:r>
+              <w:rPr>
+                <w:b/>
+                <w:sz w:val="18"/>
+              </w:rPr>
+              <w:t xml:space="preserve">Uw antwoord:
+</w:t>
+            </w:r>
+            <w:r>
+              <w:t xml:space="preserve">________________________________________________________________________________
+________________________________________________________________________________
+________________________________________________________________________________
+________________________________________________________________________________
+________________________________________________________________________________</w:t>
+            </w:r>
+          </w:p>
+          <w:p>
+            <w:r>
+              <w:rPr>
+                <w:sz w:val="8"/>
+              </w:rPr>
+              <w:t xml:space="preserve"> </w:t>
+            </w:r>
+          </w:p>
+          <w:p>
+            <w:r>
+              <w:rPr>
+                <w:b/>
+                <w:color w:val="B45309"/>
+                <w:sz w:val="20"/>
+              </w:rPr>
+              <w:t>Reflectievraag b</w:t>
+            </w:r>
+          </w:p>
+          <w:p>
+            <w:r>
+              <w:rPr>
+                <w:sz w:val="20"/>
+              </w:rPr>
+              <w:t xml:space="preserve">Hoe zou u de dagelijkse boodschappen inhoudelijk afstemmen op de geselecteerde behandeldoelen en de individuele situatie van de client?</w:t>
+            </w:r>
+          </w:p>
+          <w:p>
+            <w:r>
+              <w:rPr>
+                <w:b/>
+                <w:sz w:val="18"/>
+              </w:rPr>
+              <w:t xml:space="preserve">Uw antwoord:
+</w:t>
+            </w:r>
+            <w:r>
+              <w:t xml:space="preserve">________________________________________________________________________________
+________________________________________________________________________________
+________________________________________________________________________________
+________________________________________________________________________________
+________________________________________________________________________________</w:t>
+            </w:r>
+          </w:p>
+          <w:p>
+            <w:r>
+              <w:rPr>
+                <w:sz w:val="8"/>
+              </w:rPr>
+              <w:t xml:space="preserve"> </w:t>
+            </w:r>
+          </w:p>
+          <w:p>
+            <w:r>
+              <w:rPr>
+                <w:b/>
+                <w:color w:val="B45309"/>
+                <w:sz w:val="20"/>
+              </w:rPr>
+              <w:t>Reflectievraag c</w:t>
+            </w:r>
+          </w:p>
+          <w:p>
+            <w:r>
+              <w:rPr>
+                <w:sz w:val="20"/>
+              </w:rPr>
+              <w:t xml:space="preserve">Zou u uw digitale aanpak systematisch bijsturen naarmate meer data beschikbaar wordt? Zo ja, op welke manier en aan de hand van welke criteria?</w:t>
+            </w:r>
+          </w:p>
+          <w:p>
+            <w:r>
+              <w:rPr>
+                <w:b/>
+                <w:sz w:val="18"/>
+              </w:rPr>
+              <w:t xml:space="preserve">Uw antwoord:
+</w:t>
+            </w:r>
+            <w:r>
+              <w:t xml:space="preserve">________________________________________________________________________________
+________________________________________________________________________________
+________________________________________________________________________________
+________________________________________________________________________________
+________________________________________________________________________________</w:t>
+            </w:r>
+          </w:p>
+        </w:tc>
+      </w:tr>
+    </w:tbl>
     <w:p>
       <w:r>
         <w:br w:type="page"/>
@@ -4625,7 +4762,7 @@
           <w:color w:val="000000"/>
           <w:sz w:val="22"/>
         </w:rPr>
-        <w:t>Dank u voor het invullen van alle vijf delen voor uw toegewezen casus.</w:t>
+        <w:t>Dank u voor het invullen van alle zes delen voor uw toegewezen casus en de afsluitende reflectievraag.</w:t>
       </w:r>
     </w:p>
     <w:tbl>
@@ -4709,6 +4846,104 @@
                 <w:sz w:val="19"/>
               </w:rPr>
               <w:t>☐  Ik heb in Deel 5 een mobiele coachingsboodschap geschreven.</w:t>
+            </w:r>
+          </w:p>
+          <w:p>
+            <w:pPr>
+              <w:spacing w:before="0" w:after="20"/>
+            </w:pPr>
+            <w:r>
+              <w:rPr>
+                <w:sz w:val="19"/>
+              </w:rPr>
+              <w:t>☐  Mijn antwoorden weerspiegelen mijn eigen klinische oordeel zonder gebruik van generatieve AI of andere externe hulp.</w:t>
+            </w:r>
+          </w:p>
+          <w:p>
+            <w:pPr>
+              <w:spacing w:before="0" w:after="20"/>
+            </w:pPr>
+            <w:r>
+              <w:rPr>
+                <w:sz w:val="19"/>
+              </w:rPr>
+              <w:t>☐  Ik begrijp dat mijn antwoorden geanonimiseerd worden voor analyse.</w:t>
+            </w:r>
+          </w:p>
+        </w:tc>
+      </w:tr>
+      <w:tr>
+        <w:tc>
+          <w:tcPr>
+            <w:tcW w:type="dxa" w:w="9746"/>
+            <w:shd w:val="clear" w:color="auto" w:fill="E8F0FE"/>
+          </w:tcPr>
+          <w:p>
+            <w:pPr>
+              <w:spacing w:before="40" w:after="60"/>
+            </w:pPr>
+            <w:r>
+              <w:rPr>
+                <w:b/>
+                <w:color w:val="475569"/>
+                <w:sz w:val="20"/>
+              </w:rPr>
+              <w:t>Checklist voor terugbezorging</w:t>
+            </w:r>
+          </w:p>
+          <w:p>
+            <w:pPr>
+              <w:spacing w:before="0" w:after="20"/>
+            </w:pPr>
+            <w:r>
+              <w:rPr>
+                <w:sz w:val="19"/>
+              </w:rPr>
+              <w:t>☐  Ik heb in Deel 1 symptoomlabels ingevuld.</w:t>
+            </w:r>
+          </w:p>
+          <w:p>
+            <w:pPr>
+              <w:spacing w:before="0" w:after="20"/>
+            </w:pPr>
+            <w:r>
+              <w:rPr>
+                <w:sz w:val="19"/>
+              </w:rPr>
+              <w:t>☐  Ik heb in Deel 2 behandelingsoptielabels ingevuld.</w:t>
+            </w:r>
+          </w:p>
+          <w:p>
+            <w:pPr>
+              <w:spacing w:before="0" w:after="20"/>
+            </w:pPr>
+            <w:r>
+              <w:rPr>
+                <w:sz w:val="19"/>
+              </w:rPr>
+              <w:t>☐  Ik heb in Deel 3 alle 5 behandelingsopties gerangschikt.</w:t>
+            </w:r>
+          </w:p>
+          <w:p>
+            <w:pPr>
+              <w:spacing w:before="0" w:after="20"/>
+            </w:pPr>
+            <w:r>
+              <w:rPr>
+                <w:sz w:val="19"/>
+              </w:rPr>
+              <w:t>☐  Ik heb in Deel 4 exact 6 EMA-items geselecteerd.</w:t>
+            </w:r>
+          </w:p>
+          <w:p>
+            <w:pPr>
+              <w:spacing w:before="0" w:after="20"/>
+            </w:pPr>
+            <w:r>
+              <w:rPr>
+                <w:sz w:val="19"/>
+              </w:rPr>
+              <w:t>☐  Ik heb in Deel 6 de reflectievraag over digitale benaderingslogica beantwoord.</w:t>
             </w:r>
           </w:p>
           <w:p>

--- a/evaluation/qualtrics/01_HCPs_PRE/separate_HCPs/1_case_per_HCP/HCP_06/main.docx
+++ b/evaluation/qualtrics/01_HCPs_PRE/separate_HCPs/1_case_per_HCP/HCP_06/main.docx
@@ -4485,7 +4485,7 @@
                 <w:color w:val="6D28D9"/>
                 <w:sz w:val="20"/>
               </w:rPr>
-              <w:t>Uw antwoord – Deel 5: coachingsboodschap</w:t>
+              <w:t>Uw antwoord – Deel 5</w:t>
             </w:r>
           </w:p>
           <w:p>
@@ -4617,7 +4617,7 @@
                 <w:color w:val="B45309"/>
                 <w:sz w:val="20"/>
               </w:rPr>
-              <w:t>Reflectievraag a</w:t>
+              <w:t>Uw antwoord – Reflectievraag a</w:t>
             </w:r>
           </w:p>
           <w:p>
@@ -4629,14 +4629,6 @@
             </w:r>
           </w:p>
           <w:p>
-            <w:r>
-              <w:rPr>
-                <w:b/>
-                <w:sz w:val="18"/>
-              </w:rPr>
-              <w:t xml:space="preserve">Uw antwoord:
-</w:t>
-            </w:r>
             <w:r>
               <w:t xml:space="preserve">________________________________________________________________________________
 ________________________________________________________________________________
@@ -4660,7 +4652,7 @@
                 <w:color w:val="B45309"/>
                 <w:sz w:val="20"/>
               </w:rPr>
-              <w:t>Reflectievraag b</w:t>
+              <w:t>Uw antwoord – Reflectievraag b</w:t>
             </w:r>
           </w:p>
           <w:p>
@@ -4672,14 +4664,6 @@
             </w:r>
           </w:p>
           <w:p>
-            <w:r>
-              <w:rPr>
-                <w:b/>
-                <w:sz w:val="18"/>
-              </w:rPr>
-              <w:t xml:space="preserve">Uw antwoord:
-</w:t>
-            </w:r>
             <w:r>
               <w:t xml:space="preserve">________________________________________________________________________________
 ________________________________________________________________________________
@@ -4703,7 +4687,7 @@
                 <w:color w:val="B45309"/>
                 <w:sz w:val="20"/>
               </w:rPr>
-              <w:t>Reflectievraag c</w:t>
+              <w:t>Uw antwoord – Reflectievraag c</w:t>
             </w:r>
           </w:p>
           <w:p>
@@ -4715,14 +4699,6 @@
             </w:r>
           </w:p>
           <w:p>
-            <w:r>
-              <w:rPr>
-                <w:b/>
-                <w:sz w:val="18"/>
-              </w:rPr>
-              <w:t xml:space="preserve">Uw antwoord:
-</w:t>
-            </w:r>
             <w:r>
               <w:t xml:space="preserve">________________________________________________________________________________
 ________________________________________________________________________________
